--- a/Final Project/Final Project - Module 1.docx
+++ b/Final Project/Final Project - Module 1.docx
@@ -250,13 +250,35 @@
     </w:p>
     <w:p>
       <w:r>
-        <w:t>There are several examples of wek entities of this project.  They include: Visit</w:t>
-      </w:r>
-      <w:r>
-        <w:t xml:space="preserve"> (since it cannot exist with out an Outpatient and a date); TreatmentRecord (relies on </w:t>
-      </w:r>
-      <w:r>
-        <w:t xml:space="preserve">patient, physician, treatment date, and time) Finally, there is ItemConsumption, which </w:t>
+        <w:t>There are several examples of w</w:t>
+      </w:r>
+      <w:r>
+        <w:t>e</w:t>
+      </w:r>
+      <w:r>
+        <w:t>ek entities of this project.  They include: Visit</w:t>
+      </w:r>
+      <w:r>
+        <w:t xml:space="preserve"> (since it cannot exist with out an Outpatient and a date); </w:t>
+      </w:r>
+      <w:proofErr w:type="spellStart"/>
+      <w:r>
+        <w:t>TreatmentRecord</w:t>
+      </w:r>
+      <w:proofErr w:type="spellEnd"/>
+      <w:r>
+        <w:t xml:space="preserve"> (relies on </w:t>
+      </w:r>
+      <w:r>
+        <w:t xml:space="preserve">patient, physician, treatment date, and time) Finally, there is </w:t>
+      </w:r>
+      <w:proofErr w:type="spellStart"/>
+      <w:r>
+        <w:t>ItemConsumption</w:t>
+      </w:r>
+      <w:proofErr w:type="spellEnd"/>
+      <w:r>
+        <w:t xml:space="preserve">, which </w:t>
       </w:r>
       <w:r>
         <w:t>needs patient and item as owners.</w:t>
@@ -267,7 +289,6 @@
         <w:pStyle w:val="Heading3"/>
       </w:pPr>
       <w:r>
-        <w:lastRenderedPageBreak/>
         <w:t xml:space="preserve">4. Draw an EER diagram to accurately represent this set of requirements. State any assumption you had to make in developing the diagram. (14 marks) </w:t>
       </w:r>
     </w:p>
@@ -275,46 +296,6 @@
       <w:pPr>
         <w:pStyle w:val="Heading3"/>
       </w:pPr>
-      <w:r>
-        <w:rPr>
-          <w:noProof/>
-        </w:rPr>
-        <w:drawing>
-          <wp:inline distT="0" distB="0" distL="0" distR="0" wp14:anchorId="458A3487" wp14:editId="676DD7A9">
-            <wp:extent cx="5669280" cy="5068433"/>
-            <wp:effectExtent l="0" t="0" r="7620" b="0"/>
-            <wp:docPr id="1246646626" name="Picture 1"/>
-            <wp:cNvGraphicFramePr>
-              <a:graphicFrameLocks xmlns:a="http://schemas.openxmlformats.org/drawingml/2006/main" noChangeAspect="1"/>
-            </wp:cNvGraphicFramePr>
-            <a:graphic xmlns:a="http://schemas.openxmlformats.org/drawingml/2006/main">
-              <a:graphicData uri="http://schemas.openxmlformats.org/drawingml/2006/picture">
-                <pic:pic xmlns:pic="http://schemas.openxmlformats.org/drawingml/2006/picture">
-                  <pic:nvPicPr>
-                    <pic:cNvPr id="1246646626" name=""/>
-                    <pic:cNvPicPr/>
-                  </pic:nvPicPr>
-                  <pic:blipFill>
-                    <a:blip r:embed="rId5"/>
-                    <a:stretch>
-                      <a:fillRect/>
-                    </a:stretch>
-                  </pic:blipFill>
-                  <pic:spPr>
-                    <a:xfrm>
-                      <a:off x="0" y="0"/>
-                      <a:ext cx="5670947" cy="5069923"/>
-                    </a:xfrm>
-                    <a:prstGeom prst="rect">
-                      <a:avLst/>
-                    </a:prstGeom>
-                  </pic:spPr>
-                </pic:pic>
-              </a:graphicData>
-            </a:graphic>
-          </wp:inline>
-        </w:drawing>
-      </w:r>
       <w:r>
         <w:br/>
         <w:t>(See ‘EER Diagram.png’)</w:t>
@@ -350,7 +331,15 @@
     </w:p>
     <w:p>
       <w:r>
-        <w:t>Yes, there are several exmples of entity clustering in the RVH EER diagram. Entity clustering is where several entities are grouped together with a l</w:t>
+        <w:t xml:space="preserve">Yes, there are several </w:t>
+      </w:r>
+      <w:proofErr w:type="spellStart"/>
+      <w:r>
+        <w:t>exmples</w:t>
+      </w:r>
+      <w:proofErr w:type="spellEnd"/>
+      <w:r>
+        <w:t xml:space="preserve"> of entity clustering in the RVH EER diagram. Entity clustering is where several entities are grouped together with a l</w:t>
       </w:r>
       <w:r>
         <w:t>arger abstract concept. We can see this demonstrated with the following blocks:</w:t>
@@ -370,7 +359,15 @@
         </w:numPr>
       </w:pPr>
       <w:r>
-        <w:t>Patient, Resident, Outpatient, Visit, PatientResidents are all similarly clustered together as they all relate to patient information</w:t>
+        <w:t xml:space="preserve">Patient, Resident, Outpatient, Visit, </w:t>
+      </w:r>
+      <w:proofErr w:type="spellStart"/>
+      <w:r>
+        <w:t>PatientResidents</w:t>
+      </w:r>
+      <w:proofErr w:type="spellEnd"/>
+      <w:r>
+        <w:t xml:space="preserve"> are all similarly clustered together as they all relate to patient information</w:t>
       </w:r>
     </w:p>
     <w:p>
@@ -387,7 +384,15 @@
         </w:numPr>
       </w:pPr>
       <w:r>
-        <w:t>Employee, staff and HR information can all be clustered within the employee cluster. This includes: Emplyee, Nurse, Staff, Technician, Physician and Volunteer</w:t>
+        <w:t xml:space="preserve">Employee, staff and HR information can all be clustered within the employee cluster. This includes: </w:t>
+      </w:r>
+      <w:proofErr w:type="spellStart"/>
+      <w:r>
+        <w:t>Emplyee</w:t>
+      </w:r>
+      <w:proofErr w:type="spellEnd"/>
+      <w:r>
+        <w:t>, Nurse, Staff, Technician, Physician and Volunteer</w:t>
       </w:r>
     </w:p>
     <w:p>
@@ -404,10 +409,26 @@
         </w:numPr>
       </w:pPr>
       <w:r>
-        <w:t xml:space="preserve">Treatment information an also be clustered; Treatments, TreatmentRecord, </w:t>
-      </w:r>
-      <w:r>
-        <w:t xml:space="preserve">Items and ItemConsumption </w:t>
+        <w:t xml:space="preserve">Treatment information an also be clustered; Treatments, </w:t>
+      </w:r>
+      <w:proofErr w:type="spellStart"/>
+      <w:r>
+        <w:t>TreatmentRecord</w:t>
+      </w:r>
+      <w:proofErr w:type="spellEnd"/>
+      <w:r>
+        <w:t xml:space="preserve">, </w:t>
+      </w:r>
+      <w:r>
+        <w:t xml:space="preserve">Items and </w:t>
+      </w:r>
+      <w:proofErr w:type="spellStart"/>
+      <w:r>
+        <w:t>ItemConsumption</w:t>
+      </w:r>
+      <w:proofErr w:type="spellEnd"/>
+      <w:r>
+        <w:t xml:space="preserve"> </w:t>
       </w:r>
     </w:p>
     <w:sectPr>

--- a/Final Project/Final Project - Module 1.docx
+++ b/Final Project/Final Project - Module 1.docx
@@ -86,7 +86,34 @@
         <w:t>‑</w:t>
       </w:r>
       <w:r>
-        <w:t>charge) can require triggers or additional logic. They also fit relational systems better than NoSQL ones. But overall, for RVH</w:t>
+        <w:t>charge) can require triggers or additional logic</w:t>
+      </w:r>
+      <w:r>
+        <w:t xml:space="preserve">.  </w:t>
+      </w:r>
+      <w:r>
+        <w:t xml:space="preserve"> </w:t>
+      </w:r>
+      <w:r>
+        <w:t xml:space="preserve">Additional logic; such as </w:t>
+      </w:r>
+      <w:r>
+        <w:t xml:space="preserve">relying on procedures, or triggers introduce a level of complexity that new or unfamiliar developers may not be prepared for. This makes systems harder to support. Super / subtype hierarchies </w:t>
+      </w:r>
+      <w:r>
+        <w:t>also fit relational systems better than NoSQL ones</w:t>
+      </w:r>
+      <w:r>
+        <w:t xml:space="preserve"> because they enforce the</w:t>
+      </w:r>
+      <w:r>
+        <w:t xml:space="preserve"> strict fracture, enforceable foreign keys, </w:t>
+      </w:r>
+      <w:r>
+        <w:t>type enforcement and quick joins</w:t>
+      </w:r>
+      <w:r>
+        <w:t>. But overall, for RVH</w:t>
       </w:r>
       <w:r>
         <w:rPr>
@@ -157,13 +184,31 @@
         <w:t>’</w:t>
       </w:r>
       <w:r>
-        <w:t xml:space="preserve">ve worked with business rules for decades, and the core idea is simple: clearly define the rules the organization must </w:t>
+        <w:t xml:space="preserve">ve worked with business rules for decades, and the </w:t>
+      </w:r>
+      <w:r>
+        <w:t xml:space="preserve">implementation of business rule paradigm </w:t>
+      </w:r>
+      <w:r>
+        <w:t xml:space="preserve">is </w:t>
+      </w:r>
+      <w:r>
+        <w:t xml:space="preserve">very important and can be done easily. Clearly </w:t>
+      </w:r>
+      <w:r>
+        <w:t xml:space="preserve">define the rules the organization must </w:t>
       </w:r>
       <w:r>
         <w:t>follow and</w:t>
       </w:r>
       <w:r>
-        <w:t xml:space="preserve"> enforce them directly in the system. For a hospital with hundreds of employees and thousands of treatments, strict rule enforcement is essential. If the model allows weak or inconsistent rules, the result is a ripple effect of low</w:t>
+        <w:t xml:space="preserve"> enforce them directly in the </w:t>
+      </w:r>
+      <w:r>
+        <w:t>database architecture design</w:t>
+      </w:r>
+      <w:r>
+        <w:t>. For a hospital with hundreds of employees and thousands of treatments, strict rule enforcement is essential. If the model allows weak or inconsistent rules, the result is a ripple effect of low</w:t>
       </w:r>
       <w:r>
         <w:rPr>
@@ -174,6 +219,16 @@
       <w:r>
         <w:t>quality or inaccurate data, which can compromise operations and even patient safety.</w:t>
       </w:r>
+      <w:r>
+        <w:t xml:space="preserve">  Treatments could be recorded against incorrect patients, doctors may prescribe conter-interactive drugs and cause </w:t>
+      </w:r>
+      <w:r>
+        <w:lastRenderedPageBreak/>
+        <w:t xml:space="preserve">serious harm.  Patients may receive incorrect billing, or even insurance </w:t>
+      </w:r>
+      <w:r>
+        <w:t>applications may be incorrect.  Many unexpected issues could be caused by data inconsistencies caused by in</w:t>
+      </w:r>
     </w:p>
     <w:p>
       <w:r>
@@ -183,7 +238,13 @@
         <w:t>context and</w:t>
       </w:r>
       <w:r>
-        <w:t xml:space="preserve"> correcting them can break historical reporting or audit trails. By giving RVH the ability to define, implement, and maintain business rules directly in the system, the hospital ensures that data is valid from the moment it is entered. This reduces the need for large data</w:t>
+        <w:t xml:space="preserve"> correcting them can break historical reporting or audit trails. By giving RVH the ability to define, implement, and maintain business rules directly in the system, the hospital ensures that data is valid from the moment it is entered. This reduces the need </w:t>
+      </w:r>
+      <w:r>
+        <w:t>costs and</w:t>
+      </w:r>
+      <w:r>
+        <w:t>data</w:t>
       </w:r>
       <w:r>
         <w:rPr>
@@ -192,11 +253,7 @@
         <w:t>‑</w:t>
       </w:r>
       <w:r>
-        <w:t xml:space="preserve">cleanup efforts, </w:t>
-      </w:r>
-      <w:r>
-        <w:lastRenderedPageBreak/>
-        <w:t>lowers IT maintenance costs, and ultimately becomes a competitive advantage because the hospital can trust its information and operate more efficiently.</w:t>
+        <w:t>cleanup efforts, lowers IT maintenance costs, and ultimately becomes a competitive advantage because the hospital can trust its information and operate more efficiently.</w:t>
       </w:r>
     </w:p>
     <w:p>
@@ -242,7 +299,19 @@
         <w:t xml:space="preserve">A week entity </w:t>
       </w:r>
       <w:r>
-        <w:t xml:space="preserve">is an entity that depends on another for its identification, it doesn’t have primary key of its own.  Instead it uses partial key </w:t>
+        <w:t>is an entity that depends on another for its identification</w:t>
+      </w:r>
+      <w:r>
+        <w:t xml:space="preserve"> and</w:t>
+      </w:r>
+      <w:r>
+        <w:t xml:space="preserve"> it doesn’t have primary key of its own.  </w:t>
+      </w:r>
+      <w:r>
+        <w:t>A weak entity</w:t>
+      </w:r>
+      <w:r>
+        <w:t xml:space="preserve"> uses partial key </w:t>
       </w:r>
       <w:r>
         <w:t>combined with another primary key.</w:t>
@@ -259,26 +328,10 @@
         <w:t>ek entities of this project.  They include: Visit</w:t>
       </w:r>
       <w:r>
-        <w:t xml:space="preserve"> (since it cannot exist with out an Outpatient and a date); </w:t>
-      </w:r>
-      <w:proofErr w:type="spellStart"/>
-      <w:r>
-        <w:t>TreatmentRecord</w:t>
-      </w:r>
-      <w:proofErr w:type="spellEnd"/>
-      <w:r>
-        <w:t xml:space="preserve"> (relies on </w:t>
-      </w:r>
-      <w:r>
-        <w:t xml:space="preserve">patient, physician, treatment date, and time) Finally, there is </w:t>
-      </w:r>
-      <w:proofErr w:type="spellStart"/>
-      <w:r>
-        <w:t>ItemConsumption</w:t>
-      </w:r>
-      <w:proofErr w:type="spellEnd"/>
-      <w:r>
-        <w:t xml:space="preserve">, which </w:t>
+        <w:t xml:space="preserve"> (since it cannot exist with out an Outpatient and a date); TreatmentRecord (relies on </w:t>
+      </w:r>
+      <w:r>
+        <w:t xml:space="preserve">patient, physician, treatment date, and time) Finally, there is ItemConsumption, which </w:t>
       </w:r>
       <w:r>
         <w:t>needs patient and item as owners.</w:t>
@@ -333,11 +386,9 @@
       <w:r>
         <w:t xml:space="preserve">Yes, there are several </w:t>
       </w:r>
-      <w:proofErr w:type="spellStart"/>
-      <w:r>
-        <w:t>exmples</w:t>
-      </w:r>
-      <w:proofErr w:type="spellEnd"/>
+      <w:r>
+        <w:t>examples</w:t>
+      </w:r>
       <w:r>
         <w:t xml:space="preserve"> of entity clustering in the RVH EER diagram. Entity clustering is where several entities are grouped together with a l</w:t>
       </w:r>
@@ -359,15 +410,7 @@
         </w:numPr>
       </w:pPr>
       <w:r>
-        <w:t xml:space="preserve">Patient, Resident, Outpatient, Visit, </w:t>
-      </w:r>
-      <w:proofErr w:type="spellStart"/>
-      <w:r>
-        <w:t>PatientResidents</w:t>
-      </w:r>
-      <w:proofErr w:type="spellEnd"/>
-      <w:r>
-        <w:t xml:space="preserve"> are all similarly clustered together as they all relate to patient information</w:t>
+        <w:t>Patient, Resident, Outpatient, Visit, PatientResidents are all similarly clustered together as they all relate to patient information</w:t>
       </w:r>
     </w:p>
     <w:p>
@@ -384,15 +427,7 @@
         </w:numPr>
       </w:pPr>
       <w:r>
-        <w:t xml:space="preserve">Employee, staff and HR information can all be clustered within the employee cluster. This includes: </w:t>
-      </w:r>
-      <w:proofErr w:type="spellStart"/>
-      <w:r>
-        <w:t>Emplyee</w:t>
-      </w:r>
-      <w:proofErr w:type="spellEnd"/>
-      <w:r>
-        <w:t>, Nurse, Staff, Technician, Physician and Volunteer</w:t>
+        <w:t>Employee, staff and HR information can all be clustered within the employee cluster. This includes: Emplyee, Nurse, Staff, Technician, Physician and Volunteer</w:t>
       </w:r>
     </w:p>
     <w:p>
@@ -409,26 +444,10 @@
         </w:numPr>
       </w:pPr>
       <w:r>
-        <w:t xml:space="preserve">Treatment information an also be clustered; Treatments, </w:t>
-      </w:r>
-      <w:proofErr w:type="spellStart"/>
-      <w:r>
-        <w:t>TreatmentRecord</w:t>
-      </w:r>
-      <w:proofErr w:type="spellEnd"/>
-      <w:r>
-        <w:t xml:space="preserve">, </w:t>
-      </w:r>
-      <w:r>
-        <w:t xml:space="preserve">Items and </w:t>
-      </w:r>
-      <w:proofErr w:type="spellStart"/>
-      <w:r>
-        <w:t>ItemConsumption</w:t>
-      </w:r>
-      <w:proofErr w:type="spellEnd"/>
-      <w:r>
-        <w:t xml:space="preserve"> </w:t>
+        <w:t xml:space="preserve">Treatment information an also be clustered; Treatments, TreatmentRecord, </w:t>
+      </w:r>
+      <w:r>
+        <w:t xml:space="preserve">Items and ItemConsumption </w:t>
       </w:r>
     </w:p>
     <w:sectPr>
